--- a/program/산출물양식/[데이터 수집 및 저장] DB_VectorDB 설계서_A-COPilot.docx
+++ b/program/산출물양식/[데이터 수집 및 저장] DB_VectorDB 설계서_A-COPilot.docx
@@ -5727,6 +5727,299 @@
                 <w:rtl w:val="0"/>
               </w:rPr>
               <w:t xml:space="preserve">비교 후 교체를 위한 버전 관리. 버전이 다르면 쓰기를 거부한다</w:t>
+            </w:r>
+          </w:p>
+        </w:tc>
+      </w:tr>
+      <w:tr>
+        <w:trPr>
+          <w:cantSplit w:val="0"/>
+          <w:trHeight w:val="492.92402343749995" w:hRule="atLeast"/>
+          <w:tblHeader w:val="0"/>
+        </w:trPr>
+        <w:tc>
+          <w:tcPr>
+            <w:vMerge w:val="restart"/>
+            <w:tcBorders>
+              <w:top w:color="cccccc" w:space="0" w:sz="8" w:val="single"/>
+              <w:left w:color="cccccc" w:space="0" w:sz="8" w:val="single"/>
+              <w:bottom w:color="cccccc" w:space="0" w:sz="8" w:val="single"/>
+              <w:right w:color="cccccc" w:space="0" w:sz="8" w:val="single"/>
+            </w:tcBorders>
+            <w:shd w:fill="auto" w:val="clear"/>
+            <w:tcMar>
+              <w:top w:w="56.69291338582678" w:type="dxa"/>
+              <w:left w:w="56.69291338582678" w:type="dxa"/>
+              <w:bottom w:w="56.69291338582678" w:type="dxa"/>
+              <w:right w:w="56.69291338582678" w:type="dxa"/>
+            </w:tcMar>
+            <w:vAlign w:val="center"/>
+          </w:tcPr>
+          <w:p>
+            <w:pPr>
+              <w:keepNext w:val="0"/>
+              <w:keepLines w:val="0"/>
+              <w:pageBreakBefore w:val="0"/>
+              <w:widowControl w:val="0"/>
+              <w:pBdr>
+                <w:top w:space="0" w:sz="0" w:val="nil"/>
+                <w:left w:space="0" w:sz="0" w:val="nil"/>
+                <w:bottom w:space="0" w:sz="0" w:val="nil"/>
+                <w:right w:space="0" w:sz="0" w:val="nil"/>
+                <w:between w:space="0" w:sz="0" w:val="nil"/>
+              </w:pBdr>
+              <w:shd w:fill="auto" w:val="clear"/>
+              <w:spacing w:after="0" w:before="0" w:line="276" w:lineRule="auto"/>
+              <w:ind w:left="0" w:right="0" w:firstLine="0"/>
+              <w:jc w:val="center"/>
+              <w:rPr>
+                <w:rFonts w:ascii="Malgun Gothic" w:cs="Malgun Gothic" w:eastAsia="Malgun Gothic" w:hAnsi="Malgun Gothic"/>
+                <w:b w:val="0"/>
+                <w:bCs w:val="0"/>
+                <w:color w:val="0000ff"/>
+                <w:sz w:val="20"/>
+                <w:szCs w:val="20"/>
+              </w:rPr>
+            </w:pPr>
+            <w:r>
+              <w:rPr>
+                <w:rFonts w:ascii="Malgun Gothic" w:cs="Malgun Gothic" w:eastAsia="Malgun Gothic" w:hAnsi="Malgun Gothic"/>
+                <w:b w:val="0"/>
+                <w:bCs w:val="0"/>
+                <w:color w:val="0000ff"/>
+                <w:sz w:val="20"/>
+                <w:szCs w:val="20"/>
+                <w:rtl w:val="0"/>
+              </w:rPr>
+              <w:t xml:space="preserve">Primary Key</w:t>
+            </w:r>
+          </w:p>
+        </w:tc>
+        <w:tc>
+          <w:tcPr>
+            <w:tcBorders>
+              <w:top w:color="cccccc" w:space="0" w:sz="8" w:val="single"/>
+              <w:left w:color="cccccc" w:space="0" w:sz="8" w:val="single"/>
+              <w:bottom w:color="cccccc" w:space="0" w:sz="8" w:val="single"/>
+              <w:right w:color="cccccc" w:space="0" w:sz="8" w:val="single"/>
+            </w:tcBorders>
+            <w:shd w:fill="auto" w:val="clear"/>
+            <w:tcMar>
+              <w:top w:w="56.69291338582678" w:type="dxa"/>
+              <w:left w:w="56.69291338582678" w:type="dxa"/>
+              <w:bottom w:w="56.69291338582678" w:type="dxa"/>
+              <w:right w:w="56.69291338582678" w:type="dxa"/>
+            </w:tcMar>
+            <w:vAlign w:val="center"/>
+          </w:tcPr>
+          <w:p>
+            <w:pPr>
+              <w:keepNext w:val="0"/>
+              <w:keepLines w:val="0"/>
+              <w:pageBreakBefore w:val="0"/>
+              <w:widowControl w:val="0"/>
+              <w:pBdr>
+                <w:top w:space="0" w:sz="0" w:val="nil"/>
+                <w:left w:space="0" w:sz="0" w:val="nil"/>
+                <w:bottom w:space="0" w:sz="0" w:val="nil"/>
+                <w:right w:space="0" w:sz="0" w:val="nil"/>
+                <w:between w:space="0" w:sz="0" w:val="nil"/>
+              </w:pBdr>
+              <w:shd w:fill="auto" w:val="clear"/>
+              <w:spacing w:after="0" w:before="0" w:line="276" w:lineRule="auto"/>
+              <w:ind w:left="0" w:right="0" w:firstLine="0"/>
+              <w:jc w:val="center"/>
+              <w:rPr>
+                <w:rFonts w:ascii="Malgun Gothic" w:cs="Malgun Gothic" w:eastAsia="Malgun Gothic" w:hAnsi="Malgun Gothic"/>
+                <w:b w:val="0"/>
+                <w:bCs w:val="0"/>
+                <w:color w:val="0000ff"/>
+                <w:sz w:val="20"/>
+                <w:szCs w:val="20"/>
+              </w:rPr>
+            </w:pPr>
+            <w:r>
+              <w:rPr>
+                <w:rFonts w:ascii="Malgun Gothic" w:cs="Malgun Gothic" w:eastAsia="Malgun Gothic" w:hAnsi="Malgun Gothic"/>
+                <w:b w:val="0"/>
+                <w:bCs w:val="0"/>
+                <w:color w:val="0000ff"/>
+                <w:sz w:val="20"/>
+                <w:szCs w:val="20"/>
+                <w:rtl w:val="0"/>
+              </w:rPr>
+              <w:t xml:space="preserve">project_configs</w:t>
+            </w:r>
+          </w:p>
+        </w:tc>
+        <w:tc>
+          <w:tcPr>
+            <w:tcBorders>
+              <w:top w:color="cccccc" w:space="0" w:sz="8" w:val="single"/>
+              <w:left w:color="cccccc" w:space="0" w:sz="8" w:val="single"/>
+              <w:bottom w:color="cccccc" w:space="0" w:sz="8" w:val="single"/>
+              <w:right w:color="cccccc" w:space="0" w:sz="8" w:val="single"/>
+            </w:tcBorders>
+            <w:shd w:fill="auto" w:val="clear"/>
+            <w:tcMar>
+              <w:top w:w="56.69291338582678" w:type="dxa"/>
+              <w:left w:w="56.69291338582678" w:type="dxa"/>
+              <w:bottom w:w="56.69291338582678" w:type="dxa"/>
+              <w:right w:w="56.69291338582678" w:type="dxa"/>
+            </w:tcMar>
+            <w:vAlign w:val="center"/>
+          </w:tcPr>
+          <w:p>
+            <w:pPr>
+              <w:keepNext w:val="0"/>
+              <w:keepLines w:val="0"/>
+              <w:pageBreakBefore w:val="0"/>
+              <w:widowControl w:val="0"/>
+              <w:pBdr>
+                <w:top w:space="0" w:sz="0" w:val="nil"/>
+                <w:left w:space="0" w:sz="0" w:val="nil"/>
+                <w:bottom w:space="0" w:sz="0" w:val="nil"/>
+                <w:right w:space="0" w:sz="0" w:val="nil"/>
+                <w:between w:space="0" w:sz="0" w:val="nil"/>
+              </w:pBdr>
+              <w:shd w:fill="auto" w:val="clear"/>
+              <w:spacing w:after="0" w:before="0" w:line="276" w:lineRule="auto"/>
+              <w:ind w:left="0" w:right="0" w:firstLine="0"/>
+              <w:jc w:val="center"/>
+              <w:rPr>
+                <w:rFonts w:ascii="Malgun Gothic" w:cs="Malgun Gothic" w:eastAsia="Malgun Gothic" w:hAnsi="Malgun Gothic"/>
+                <w:b w:val="0"/>
+                <w:bCs w:val="0"/>
+                <w:color w:val="0000ff"/>
+                <w:sz w:val="20"/>
+                <w:szCs w:val="20"/>
+              </w:rPr>
+            </w:pPr>
+            <w:r>
+              <w:rPr>
+                <w:rFonts w:ascii="Malgun Gothic" w:cs="Malgun Gothic" w:eastAsia="Malgun Gothic" w:hAnsi="Malgun Gothic"/>
+                <w:b w:val="0"/>
+                <w:bCs w:val="0"/>
+                <w:color w:val="0000ff"/>
+                <w:sz w:val="20"/>
+                <w:szCs w:val="20"/>
+                <w:rtl w:val="0"/>
+              </w:rPr>
+              <w:t xml:space="preserve">deployment_id</w:t>
+            </w:r>
+          </w:p>
+        </w:tc>
+        <w:tc>
+          <w:tcPr>
+            <w:tcBorders>
+              <w:top w:color="cccccc" w:space="0" w:sz="8" w:val="single"/>
+              <w:left w:color="cccccc" w:space="0" w:sz="8" w:val="single"/>
+              <w:bottom w:color="cccccc" w:space="0" w:sz="8" w:val="single"/>
+              <w:right w:color="cccccc" w:space="0" w:sz="8" w:val="single"/>
+            </w:tcBorders>
+            <w:shd w:fill="auto" w:val="clear"/>
+            <w:tcMar>
+              <w:top w:w="56.69291338582678" w:type="dxa"/>
+              <w:left w:w="56.69291338582678" w:type="dxa"/>
+              <w:bottom w:w="56.69291338582678" w:type="dxa"/>
+              <w:right w:w="56.69291338582678" w:type="dxa"/>
+            </w:tcMar>
+            <w:vAlign w:val="center"/>
+          </w:tcPr>
+          <w:p>
+            <w:pPr>
+              <w:keepNext w:val="0"/>
+              <w:keepLines w:val="0"/>
+              <w:pageBreakBefore w:val="0"/>
+              <w:widowControl w:val="0"/>
+              <w:pBdr>
+                <w:top w:space="0" w:sz="0" w:val="nil"/>
+                <w:left w:space="0" w:sz="0" w:val="nil"/>
+                <w:bottom w:space="0" w:sz="0" w:val="nil"/>
+                <w:right w:space="0" w:sz="0" w:val="nil"/>
+                <w:between w:space="0" w:sz="0" w:val="nil"/>
+              </w:pBdr>
+              <w:shd w:fill="auto" w:val="clear"/>
+              <w:spacing w:after="0" w:before="0" w:line="276" w:lineRule="auto"/>
+              <w:ind w:left="0" w:right="0" w:firstLine="0"/>
+              <w:jc w:val="center"/>
+              <w:rPr>
+                <w:rFonts w:ascii="Malgun Gothic" w:cs="Malgun Gothic" w:eastAsia="Malgun Gothic" w:hAnsi="Malgun Gothic"/>
+                <w:b w:val="0"/>
+                <w:bCs w:val="0"/>
+                <w:color w:val="0000ff"/>
+                <w:sz w:val="20"/>
+                <w:szCs w:val="20"/>
+              </w:rPr>
+            </w:pPr>
+            <w:r>
+              <w:rPr>
+                <w:rFonts w:ascii="Malgun Gothic" w:cs="Malgun Gothic" w:eastAsia="Malgun Gothic" w:hAnsi="Malgun Gothic"/>
+                <w:b w:val="0"/>
+                <w:bCs w:val="0"/>
+                <w:color w:val="0000ff"/>
+                <w:sz w:val="20"/>
+                <w:szCs w:val="20"/>
+                <w:rtl w:val="0"/>
+              </w:rPr>
+              <w:t xml:space="preserve">TEXT PK</w:t>
+            </w:r>
+          </w:p>
+        </w:tc>
+        <w:tc>
+          <w:tcPr>
+            <w:tcBorders>
+              <w:top w:color="cccccc" w:space="0" w:sz="8" w:val="single"/>
+              <w:left w:color="cccccc" w:space="0" w:sz="8" w:val="single"/>
+              <w:bottom w:color="cccccc" w:space="0" w:sz="8" w:val="single"/>
+              <w:right w:color="cccccc" w:space="0" w:sz="8" w:val="single"/>
+            </w:tcBorders>
+            <w:shd w:fill="auto" w:val="clear"/>
+            <w:tcMar>
+              <w:top w:w="56.69291338582678" w:type="dxa"/>
+              <w:left w:w="56.69291338582678" w:type="dxa"/>
+              <w:bottom w:w="56.69291338582678" w:type="dxa"/>
+              <w:right w:w="56.69291338582678" w:type="dxa"/>
+            </w:tcMar>
+            <w:vAlign w:val="center"/>
+          </w:tcPr>
+          <w:p>
+            <w:pPr>
+              <w:keepNext w:val="0"/>
+              <w:keepLines w:val="0"/>
+              <w:pageBreakBefore w:val="0"/>
+              <w:widowControl w:val="0"/>
+              <w:pBdr>
+                <w:top w:space="0" w:sz="0" w:val="nil"/>
+                <w:left w:space="0" w:sz="0" w:val="nil"/>
+                <w:bottom w:space="0" w:sz="0" w:val="nil"/>
+                <w:right w:space="0" w:sz="0" w:val="nil"/>
+                <w:between w:space="0" w:sz="0" w:val="nil"/>
+              </w:pBdr>
+              <w:shd w:fill="auto" w:val="clear"/>
+              <w:spacing w:after="0" w:before="0" w:line="276" w:lineRule="auto"/>
+              <w:ind w:left="0" w:right="0" w:firstLine="0"/>
+              <w:jc w:val="center"/>
+              <w:rPr>
+                <w:rFonts w:ascii="Malgun Gothic" w:cs="Malgun Gothic" w:eastAsia="Malgun Gothic" w:hAnsi="Malgun Gothic"/>
+                <w:b w:val="0"/>
+                <w:bCs w:val="0"/>
+                <w:color w:val="0000ff"/>
+                <w:sz w:val="20"/>
+                <w:szCs w:val="20"/>
+              </w:rPr>
+            </w:pPr>
+            <w:r>
+              <w:rPr>
+                <w:rFonts w:ascii="Malgun Gothic" w:cs="Malgun Gothic" w:eastAsia="Malgun Gothic" w:hAnsi="Malgun Gothic"/>
+                <w:b w:val="0"/>
+                <w:bCs w:val="0"/>
+                <w:color w:val="0000ff"/>
+                <w:sz w:val="20"/>
+                <w:szCs w:val="20"/>
+                <w:rtl w:val="0"/>
+              </w:rPr>
+              <w:t xml:space="preserve">declaration(JSONB), revision, updated_at. 중앙 설정 저장소. 아래 6절 참고</w:t>
             </w:r>
           </w:p>
         </w:tc>
@@ -14091,7 +14384,283 @@
           <w:szCs w:val="20"/>
           <w:rtl w:val="0"/>
         </w:rPr>
-        <w:t xml:space="preserve">6. 백업과 보존</w:t>
+        <w:t xml:space="preserve">6. 중앙 설정 저장소 (설계 결정, 아직 연결되지 않음)</w:t>
+      </w:r>
+    </w:p>
+    <w:p>
+      <w:pPr>
+        <w:widowControl w:val="0"/>
+        <w:spacing w:after="60" w:line="264" w:lineRule="auto"/>
+        <w:ind w:left="720"/>
+        <w:jc w:val="both"/>
+      </w:pPr>
+      <w:r>
+        <w:rPr>
+          <w:rFonts w:ascii="Malgun Gothic" w:cs="Malgun Gothic" w:eastAsia="Malgun Gothic" w:hAnsi="Malgun Gothic"/>
+          <w:sz w:val="20"/>
+          <w:szCs w:val="20"/>
+          <w:rtl w:val="0"/>
+        </w:rPr>
+        <w:t xml:space="preserve">2026-08-29 에 설정을 어디에 둘지 결정했다. 정본은 program/plan/A-COP_Composer_중앙설정저장소_결정.md 다.</w:t>
+      </w:r>
+    </w:p>
+    <w:p>
+      <w:pPr>
+        <w:widowControl w:val="0"/>
+        <w:spacing w:after="60" w:line="264" w:lineRule="auto"/>
+        <w:ind w:left="720"/>
+        <w:jc w:val="both"/>
+      </w:pPr>
+      <w:r>
+        <w:rPr>
+          <w:rFonts w:ascii="Malgun Gothic" w:cs="Malgun Gothic" w:eastAsia="Malgun Gothic" w:hAnsi="Malgun Gothic"/>
+          <w:sz w:val="20"/>
+          <w:szCs w:val="20"/>
+          <w:rtl w:val="0"/>
+        </w:rPr>
+        <w:t xml:space="preserve">지금까지는 대상마다 config/project.yaml 파일 하나를 두고 그 파일을 고쳤다. 그런데 파일을 고치려면 고치는 코드가 대상 안에 있어야 하고, 쓰기 가능한 구성 관리 기능이 고객 대면 프로세스에 있으면 보안 위험이 된다. 대상이 수천 개면 관리할 때만 다시 넣는 방식도 성립하지 않는다.</w:t>
+      </w:r>
+    </w:p>
+    <w:p>
+      <w:pPr>
+        <w:widowControl w:val="0"/>
+        <w:spacing w:after="60" w:line="264" w:lineRule="auto"/>
+        <w:ind w:left="720"/>
+        <w:jc w:val="both"/>
+      </w:pPr>
+      <w:r>
+        <w:rPr>
+          <w:rFonts w:ascii="Malgun Gothic" w:cs="Malgun Gothic" w:eastAsia="Malgun Gothic" w:hAnsi="Malgun Gothic"/>
+          <w:sz w:val="20"/>
+          <w:szCs w:val="20"/>
+          <w:rtl w:val="0"/>
+        </w:rPr>
+        <w:t xml:space="preserve">그래서 선언을 우리가 운영하는 중앙 저장소 한 곳에 두기로 했다. 대상은 기동할 때 자기 선언을 읽기만 한다. 쓰기 코드가 필요 없다.</w:t>
+      </w:r>
+    </w:p>
+    <w:p>
+      <w:pPr>
+        <w:widowControl w:val="0"/>
+        <w:spacing w:after="60" w:line="264" w:lineRule="auto"/>
+        <w:ind w:left="1080"/>
+        <w:jc w:val="both"/>
+      </w:pPr>
+      <w:r>
+        <w:rPr>
+          <w:rFonts w:ascii="Malgun Gothic" w:cs="Malgun Gothic" w:eastAsia="Malgun Gothic" w:hAnsi="Malgun Gothic"/>
+          <w:sz w:val="20"/>
+          <w:szCs w:val="20"/>
+          <w:rtl w:val="0"/>
+        </w:rPr>
+        <w:t xml:space="preserve">- 테이블. project_configs. deployment_id 가 기본키이고 declaration 을 JSONB 로 담는다.</w:t>
+      </w:r>
+    </w:p>
+    <w:p>
+      <w:pPr>
+        <w:widowControl w:val="0"/>
+        <w:spacing w:after="60" w:line="264" w:lineRule="auto"/>
+        <w:ind w:left="1080"/>
+        <w:jc w:val="both"/>
+      </w:pPr>
+      <w:r>
+        <w:rPr>
+          <w:rFonts w:ascii="Malgun Gothic" w:cs="Malgun Gothic" w:eastAsia="Malgun Gothic" w:hAnsi="Malgun Gothic"/>
+          <w:sz w:val="20"/>
+          <w:szCs w:val="20"/>
+          <w:rtl w:val="0"/>
+        </w:rPr>
+        <w:t xml:space="preserve">- deployment_id 는 배포 인스턴스를 가리키는 키다. 업무 개념인 tenant_id 와 일부러 분리한다. 한 테넌트가 여러 배포를 가질 수 있기 때문이다.</w:t>
+      </w:r>
+    </w:p>
+    <w:p>
+      <w:pPr>
+        <w:widowControl w:val="0"/>
+        <w:spacing w:after="60" w:line="264" w:lineRule="auto"/>
+        <w:ind w:left="1080"/>
+        <w:jc w:val="both"/>
+      </w:pPr>
+      <w:r>
+        <w:rPr>
+          <w:rFonts w:ascii="Malgun Gothic" w:cs="Malgun Gothic" w:eastAsia="Malgun Gothic" w:hAnsi="Malgun Gothic"/>
+          <w:sz w:val="20"/>
+          <w:szCs w:val="20"/>
+          <w:rtl w:val="0"/>
+        </w:rPr>
+        <w:t xml:space="preserve">- revision 은 선언 내용에서 계산한 값이다. 여기 같이 저장하는 이유는 조건부 쓰기에 쓰기 위해서이지 별도의 진실이 아니다. 둘이 어긋나면 declaration 이 맞다.</w:t>
+      </w:r>
+    </w:p>
+    <w:p>
+      <w:pPr>
+        <w:widowControl w:val="0"/>
+        <w:spacing w:after="60" w:line="264" w:lineRule="auto"/>
+        <w:ind w:left="1080"/>
+        <w:jc w:val="both"/>
+      </w:pPr>
+      <w:r>
+        <w:rPr>
+          <w:rFonts w:ascii="Malgun Gothic" w:cs="Malgun Gothic" w:eastAsia="Malgun Gothic" w:hAnsi="Malgun Gothic"/>
+          <w:sz w:val="20"/>
+          <w:szCs w:val="20"/>
+          <w:rtl w:val="0"/>
+        </w:rPr>
+        <w:t xml:space="preserve">- 동시성은 지금의 base_revision 낙관적 잠금을 그대로 쓴다. 프로세스 안 잠금이 여러 인스턴스에서 깨지던 한계가 이걸로 해소된다.</w:t>
+      </w:r>
+    </w:p>
+    <w:p>
+      <w:pPr>
+        <w:widowControl w:val="0"/>
+        <w:spacing w:after="60" w:line="264" w:lineRule="auto"/>
+        <w:ind w:left="720"/>
+        <w:jc w:val="both"/>
+      </w:pPr>
+      <w:r>
+        <w:rPr>
+          <w:rFonts w:ascii="Malgun Gothic" w:cs="Malgun Gothic" w:eastAsia="Malgun Gothic" w:hAnsi="Malgun Gothic"/>
+          <w:b w:val="1"/>
+          <w:bCs w:val="1"/>
+          <w:sz w:val="20"/>
+          <w:szCs w:val="20"/>
+          <w:rtl w:val="0"/>
+        </w:rPr>
+        <w:t xml:space="preserve">지금 어디까지 됐나</w:t>
+      </w:r>
+    </w:p>
+    <w:p>
+      <w:pPr>
+        <w:widowControl w:val="0"/>
+        <w:spacing w:after="60" w:line="264" w:lineRule="auto"/>
+        <w:ind w:left="720"/>
+        <w:jc w:val="both"/>
+      </w:pPr>
+      <w:r>
+        <w:rPr>
+          <w:rFonts w:ascii="Malgun Gothic" w:cs="Malgun Gothic" w:eastAsia="Malgun Gothic" w:hAnsi="Malgun Gothic"/>
+          <w:sz w:val="20"/>
+          <w:szCs w:val="20"/>
+          <w:rtl w:val="0"/>
+        </w:rPr>
+        <w:t xml:space="preserve">정직하게 적는다. 저장 계층의 골격만 있고 아직 연결되지 않았다.</w:t>
+      </w:r>
+    </w:p>
+    <w:p>
+      <w:pPr>
+        <w:widowControl w:val="0"/>
+        <w:spacing w:after="60" w:line="264" w:lineRule="auto"/>
+        <w:ind w:left="1080"/>
+        <w:jc w:val="both"/>
+      </w:pPr>
+      <w:r>
+        <w:rPr>
+          <w:rFonts w:ascii="Malgun Gothic" w:cs="Malgun Gothic" w:eastAsia="Malgun Gothic" w:hAnsi="Malgun Gothic"/>
+          <w:sz w:val="20"/>
+          <w:szCs w:val="20"/>
+          <w:rtl w:val="0"/>
+        </w:rPr>
+        <w:t xml:space="preserve">- 있는 것. acop_basement/core/config_store.py 에 ConfigStore 규약과 FileConfigStore, PostgresConfigStore 가 있다. 마이그레이션 006_project_configs.sql 도 있다.</w:t>
+      </w:r>
+    </w:p>
+    <w:p>
+      <w:pPr>
+        <w:widowControl w:val="0"/>
+        <w:spacing w:after="60" w:line="264" w:lineRule="auto"/>
+        <w:ind w:left="1080"/>
+        <w:jc w:val="both"/>
+      </w:pPr>
+      <w:r>
+        <w:rPr>
+          <w:rFonts w:ascii="Malgun Gothic" w:cs="Malgun Gothic" w:eastAsia="Malgun Gothic" w:hAnsi="Malgun Gothic"/>
+          <w:sz w:val="20"/>
+          <w:szCs w:val="20"/>
+          <w:rtl w:val="0"/>
+        </w:rPr>
+        <w:t xml:space="preserve">- 테스트. 통합 테스트 10건이 있고 통과한다. 조건부 쓰기가 낡은 revision 을 거부하는지, 같은 base_revision 으로 둘이 쓸 때 하나만 이기는지, 없는 배포를 조용히 빈 값으로 돌려주지 않는지를 확인한다.</w:t>
+      </w:r>
+    </w:p>
+    <w:p>
+      <w:pPr>
+        <w:widowControl w:val="0"/>
+        <w:spacing w:after="60" w:line="264" w:lineRule="auto"/>
+        <w:ind w:left="1080"/>
+        <w:jc w:val="both"/>
+      </w:pPr>
+      <w:r>
+        <w:rPr>
+          <w:rFonts w:ascii="Malgun Gothic" w:cs="Malgun Gothic" w:eastAsia="Malgun Gothic" w:hAnsi="Malgun Gothic"/>
+          <w:sz w:val="20"/>
+          <w:szCs w:val="20"/>
+          <w:rtl w:val="0"/>
+        </w:rPr>
+        <w:t xml:space="preserve">- 없는 것. 이 모듈을 부르는 곳이 아직 없다. acop_composer 도 app 도 이 모듈을 쓰지 않는다. 대상이 중앙에서 설정을 받아오는 경로도 아직 없다.</w:t>
+      </w:r>
+    </w:p>
+    <w:p>
+      <w:pPr>
+        <w:widowControl w:val="0"/>
+        <w:spacing w:after="60" w:line="264" w:lineRule="auto"/>
+        <w:ind w:left="1080"/>
+        <w:jc w:val="both"/>
+      </w:pPr>
+      <w:r>
+        <w:rPr>
+          <w:rFonts w:ascii="Malgun Gothic" w:cs="Malgun Gothic" w:eastAsia="Malgun Gothic" w:hAnsi="Malgun Gothic"/>
+          <w:sz w:val="20"/>
+          <w:szCs w:val="20"/>
+          <w:rtl w:val="0"/>
+        </w:rPr>
+        <w:t xml:space="preserve">- 정해지지 않은 것. 대상이 중앙에 못 붙을 때 마지막 설정으로 계속 돌지, 기동을 거부할지. 설정 변경을 대상에 반영하는 방법. 파일 기반에서 옮기는 경로. 이 작업을 이번 기간에 할지 이후로 미룰지.</w:t>
+      </w:r>
+    </w:p>
+    <w:p>
+      <w:pPr>
+        <w:widowControl w:val="0"/>
+        <w:spacing w:after="60" w:line="264" w:lineRule="auto"/>
+        <w:ind w:left="1080"/>
+        <w:jc w:val="both"/>
+      </w:pPr>
+      <w:r>
+        <w:rPr>
+          <w:rFonts w:ascii="Malgun Gothic" w:cs="Malgun Gothic" w:eastAsia="Malgun Gothic" w:hAnsi="Malgun Gothic"/>
+          <w:sz w:val="20"/>
+          <w:szCs w:val="20"/>
+          <w:rtl w:val="0"/>
+        </w:rPr>
+        <w:t xml:space="preserve">- 이 결정이 틀릴 수 있는 조건도 문서에 적혀 있다. 실제 배포 대상이 수십 개 이하로 확정되면 중앙 저장소의 운영 부담이 얻는 것보다 클 수 있다.</w:t>
+      </w:r>
+    </w:p>
+    <w:p>
+      <w:pPr>
+        <w:widowControl w:val="0"/>
+        <w:spacing w:after="60" w:line="264" w:lineRule="auto"/>
+        <w:ind w:left="720"/>
+        <w:jc w:val="both"/>
+      </w:pPr>
+      <w:r>
+        <w:rPr>
+          <w:rFonts w:ascii="Malgun Gothic" w:cs="Malgun Gothic" w:eastAsia="Malgun Gothic" w:hAnsi="Malgun Gothic"/>
+          <w:sz w:val="20"/>
+          <w:szCs w:val="20"/>
+          <w:rtl w:val="0"/>
+        </w:rPr>
+        <w:t xml:space="preserve">저장에 성공해도 반영된 것은 아니다. 대상은 기동할 때 설정을 읽으므로 재시작이 필요하다. 이건 파일이든 중앙 저장소든 같다.</w:t>
+      </w:r>
+    </w:p>
+    <w:p>
+      <w:pPr>
+        <w:widowControl w:val="0"/>
+        <w:spacing w:after="60" w:line="264" w:lineRule="auto"/>
+        <w:ind w:left="720"/>
+        <w:jc w:val="both"/>
+      </w:pPr>
+      <w:r>
+        <w:rPr>
+          <w:rFonts w:ascii="Malgun Gothic" w:cs="Malgun Gothic" w:eastAsia="Malgun Gothic" w:hAnsi="Malgun Gothic"/>
+          <w:b w:val="1"/>
+          <w:bCs w:val="1"/>
+          <w:sz w:val="20"/>
+          <w:szCs w:val="20"/>
+          <w:rtl w:val="0"/>
+        </w:rPr>
+        <w:t xml:space="preserve">7. 백업과 보존</w:t>
       </w:r>
     </w:p>
     <w:p>
